--- a/Files/04 - Bamidbar/02 - Naso/5784/Naso 5784.docx
+++ b/Files/04 - Bamidbar/02 - Naso/5784/Naso 5784.docx
@@ -165,7 +165,7 @@
         <w:rPr>
           <w:rFonts w:ascii="Times New Roman" w:hAnsi="Times New Roman" w:cs="Times New Roman"/>
         </w:rPr>
-        <w:t>, and for all generations we have the same</w:t>
+        <w:t xml:space="preserve">, and for all generations we have the same </w:t>
       </w:r>
       <w:r>
         <w:rPr>
@@ -212,7 +212,7 @@
         <w:rPr>
           <w:rFonts w:ascii="Times New Roman" w:hAnsi="Times New Roman" w:cs="Times New Roman"/>
         </w:rPr>
-        <w:t xml:space="preserve"> explains that</w:t>
+        <w:t xml:space="preserve"> explains that </w:t>
       </w:r>
       <w:r>
         <w:rPr>
@@ -826,7 +826,7 @@
         <w:rPr>
           <w:rFonts w:ascii="Times New Roman" w:hAnsi="Times New Roman" w:cs="Times New Roman"/>
         </w:rPr>
-        <w:t xml:space="preserve"> took</w:t>
+        <w:t xml:space="preserve"> took </w:t>
       </w:r>
       <w:r>
         <w:rPr>
@@ -1363,7 +1363,7 @@
         <w:rPr>
           <w:rFonts w:ascii="Times New Roman" w:hAnsi="Times New Roman" w:cs="Times New Roman"/>
         </w:rPr>
-        <w:t xml:space="preserve"> and he heard a</w:t>
+        <w:t xml:space="preserve"> and he heard a </w:t>
       </w:r>
       <w:r>
         <w:rPr>

--- a/Files/04 - Bamidbar/02 - Naso/5784/Naso 5784.docx
+++ b/Files/04 - Bamidbar/02 - Naso/5784/Naso 5784.docx
@@ -199,7 +199,7 @@
           <w:rFonts w:ascii="Times New Roman" w:hAnsi="Times New Roman" w:cs="Times New Roman"/>
           <w:rtl/>
         </w:rPr>
-        <w:t>"</w:t>
+        <w:t>״</w:t>
       </w:r>
       <w:r>
         <w:rPr>
@@ -342,7 +342,7 @@
           <w:rFonts w:ascii="Times New Roman" w:hAnsi="Times New Roman" w:cs="Times New Roman"/>
           <w:rtl/>
         </w:rPr>
-        <w:t>"</w:t>
+        <w:t>״</w:t>
       </w:r>
       <w:r>
         <w:rPr>
@@ -813,7 +813,7 @@
           <w:rFonts w:ascii="Times New Roman" w:hAnsi="Times New Roman" w:cs="Times New Roman"/>
           <w:rtl/>
         </w:rPr>
-        <w:t>"</w:t>
+        <w:t>״</w:t>
       </w:r>
       <w:r>
         <w:rPr>
@@ -1274,7 +1274,7 @@
           <w:rFonts w:ascii="Times New Roman" w:hAnsi="Times New Roman" w:cs="Times New Roman"/>
           <w:rtl/>
         </w:rPr>
-        <w:t>"</w:t>
+        <w:t>״</w:t>
       </w:r>
       <w:r>
         <w:rPr>
